--- a/отчеты/отчет по первой лабе.docx
+++ b/отчеты/отчет по первой лабе.docx
@@ -770,8 +770,6 @@
         </w:rPr>
         <w:t>4</w:t>
       </w:r>
-      <w:bookmarkStart w:id="0" w:name="_GoBack"/>
-      <w:bookmarkEnd w:id="0"/>
       <w:r>
         <w:rPr>
           <w:rStyle w:val="normaltextrun"/>
@@ -1860,8 +1858,8 @@
           <w:szCs w:val="28"/>
         </w:rPr>
       </w:pPr>
-      <w:bookmarkStart w:id="1" w:name="_Toc178070814"/>
-      <w:bookmarkStart w:id="2" w:name="_Toc242096789"/>
+      <w:bookmarkStart w:id="0" w:name="_Toc178070814"/>
+      <w:bookmarkStart w:id="1" w:name="_Toc242096789"/>
       <w:r>
         <w:rPr>
           <w:rFonts w:ascii="Times New Roman" w:hAnsi="Times New Roman" w:cs="Times New Roman"/>
@@ -1871,16 +1869,16 @@
         <w:lastRenderedPageBreak/>
         <w:t>Задани</w:t>
       </w:r>
+      <w:bookmarkEnd w:id="0"/>
+      <w:r>
+        <w:rPr>
+          <w:rFonts w:ascii="Times New Roman" w:hAnsi="Times New Roman" w:cs="Times New Roman"/>
+          <w:sz w:val="28"/>
+          <w:szCs w:val="28"/>
+        </w:rPr>
+        <w:t>я</w:t>
+      </w:r>
       <w:bookmarkEnd w:id="1"/>
-      <w:r>
-        <w:rPr>
-          <w:rFonts w:ascii="Times New Roman" w:hAnsi="Times New Roman" w:cs="Times New Roman"/>
-          <w:sz w:val="28"/>
-          <w:szCs w:val="28"/>
-        </w:rPr>
-        <w:t>я</w:t>
-      </w:r>
-      <w:bookmarkEnd w:id="2"/>
     </w:p>
     <w:p>
       <w:pPr>
@@ -1931,7 +1929,6 @@
           <w:szCs w:val="28"/>
         </w:rPr>
       </w:pPr>
-      <w:proofErr w:type="spellStart"/>
       <w:r>
         <w:rPr>
           <w:rFonts w:ascii="Times New Roman" w:hAnsi="Times New Roman" w:cs="Times New Roman"/>
@@ -1940,7 +1937,6 @@
         </w:rPr>
         <w:t>StartActivity</w:t>
       </w:r>
-      <w:proofErr w:type="spellEnd"/>
     </w:p>
     <w:p>
       <w:pPr>
@@ -2147,7 +2143,7 @@
           <w:szCs w:val="28"/>
         </w:rPr>
       </w:pPr>
-      <w:bookmarkStart w:id="3" w:name="_Toc242096790"/>
+      <w:bookmarkStart w:id="2" w:name="_Toc242096790"/>
       <w:r>
         <w:rPr>
           <w:rFonts w:ascii="Times New Roman" w:hAnsi="Times New Roman" w:cs="Times New Roman"/>
@@ -2165,7 +2161,7 @@
         </w:rPr>
         <w:t>.</w:t>
       </w:r>
-      <w:bookmarkEnd w:id="3"/>
+      <w:bookmarkEnd w:id="2"/>
     </w:p>
     <w:p>
       <w:pPr>
@@ -2723,7 +2719,7 @@
           <w:szCs w:val="28"/>
         </w:rPr>
       </w:pPr>
-      <w:bookmarkStart w:id="4" w:name="_Toc242096791"/>
+      <w:bookmarkStart w:id="3" w:name="_Toc242096791"/>
       <w:r>
         <w:rPr>
           <w:rFonts w:ascii="Times New Roman" w:hAnsi="Times New Roman" w:cs="Times New Roman"/>
@@ -2734,7 +2730,7 @@
         <w:lastRenderedPageBreak/>
         <w:t>RegistrationActivity</w:t>
       </w:r>
-      <w:bookmarkEnd w:id="4"/>
+      <w:bookmarkEnd w:id="3"/>
     </w:p>
     <w:p>
       <w:pPr>
@@ -3132,7 +3128,7 @@
           <w:szCs w:val="28"/>
         </w:rPr>
       </w:pPr>
-      <w:bookmarkStart w:id="5" w:name="_Toc242096792"/>
+      <w:bookmarkStart w:id="4" w:name="_Toc242096792"/>
       <w:r>
         <w:rPr>
           <w:rFonts w:ascii="Times New Roman" w:hAnsi="Times New Roman" w:cs="Times New Roman"/>
@@ -3142,7 +3138,7 @@
         </w:rPr>
         <w:t>ContentActivity</w:t>
       </w:r>
-      <w:bookmarkEnd w:id="5"/>
+      <w:bookmarkEnd w:id="4"/>
     </w:p>
     <w:p>
       <w:pPr>
@@ -3439,7 +3435,7 @@
           <w:szCs w:val="28"/>
         </w:rPr>
       </w:pPr>
-      <w:bookmarkStart w:id="6" w:name="_Toc242096793"/>
+      <w:bookmarkStart w:id="5" w:name="_Toc242096793"/>
       <w:r>
         <w:rPr>
           <w:rFonts w:ascii="Times New Roman" w:hAnsi="Times New Roman" w:cs="Times New Roman"/>
@@ -3449,7 +3445,7 @@
         </w:rPr>
         <w:t>SettingsActivity</w:t>
       </w:r>
-      <w:bookmarkEnd w:id="6"/>
+      <w:bookmarkEnd w:id="5"/>
     </w:p>
     <w:p>
       <w:pPr>
@@ -3791,7 +3787,7 @@
           <w:szCs w:val="28"/>
         </w:rPr>
       </w:pPr>
-      <w:bookmarkStart w:id="7" w:name="_Toc242096794"/>
+      <w:bookmarkStart w:id="6" w:name="_Toc242096794"/>
       <w:r>
         <w:rPr>
           <w:rFonts w:ascii="Times New Roman" w:hAnsi="Times New Roman" w:cs="Times New Roman"/>
@@ -3803,41 +3799,59 @@
         <w:lastRenderedPageBreak/>
         <w:t>Приложение А</w:t>
       </w:r>
+      <w:bookmarkEnd w:id="6"/>
+    </w:p>
+    <w:p>
+      <w:pPr>
+        <w:rPr>
+          <w:rFonts w:ascii="Times New Roman" w:hAnsi="Times New Roman" w:cs="Times New Roman"/>
+          <w:sz w:val="28"/>
+          <w:szCs w:val="28"/>
+        </w:rPr>
+      </w:pPr>
+      <w:r>
+        <w:rPr>
+          <w:rFonts w:ascii="Times New Roman" w:hAnsi="Times New Roman" w:cs="Times New Roman"/>
+          <w:sz w:val="28"/>
+          <w:szCs w:val="28"/>
+        </w:rPr>
+        <w:t xml:space="preserve">Код приложения находится на </w:t>
+      </w:r>
+      <w:proofErr w:type="spellStart"/>
+      <w:r>
+        <w:rPr>
+          <w:rFonts w:ascii="Times New Roman" w:hAnsi="Times New Roman" w:cs="Times New Roman"/>
+          <w:sz w:val="28"/>
+          <w:szCs w:val="28"/>
+        </w:rPr>
+        <w:t>гитхабе</w:t>
+      </w:r>
+      <w:proofErr w:type="spellEnd"/>
+      <w:r>
+        <w:rPr>
+          <w:rFonts w:ascii="Times New Roman" w:hAnsi="Times New Roman" w:cs="Times New Roman"/>
+          <w:sz w:val="28"/>
+          <w:szCs w:val="28"/>
+        </w:rPr>
+        <w:t xml:space="preserve">: </w:t>
+      </w:r>
+      <w:r>
+        <w:rPr>
+          <w:rFonts w:ascii="Times New Roman" w:hAnsi="Times New Roman" w:cs="Times New Roman"/>
+          <w:sz w:val="28"/>
+          <w:szCs w:val="28"/>
+        </w:rPr>
+        <w:t>https://github.com/VaryaKurtseva/AndroidLab/tree</w:t>
+      </w:r>
+      <w:bookmarkStart w:id="7" w:name="_GoBack"/>
       <w:bookmarkEnd w:id="7"/>
-    </w:p>
-    <w:p>
-      <w:pPr>
-        <w:rPr>
-          <w:rFonts w:ascii="Times New Roman" w:hAnsi="Times New Roman" w:cs="Times New Roman"/>
-          <w:sz w:val="28"/>
-          <w:szCs w:val="28"/>
-        </w:rPr>
-      </w:pPr>
-      <w:r>
-        <w:rPr>
-          <w:rFonts w:ascii="Times New Roman" w:hAnsi="Times New Roman" w:cs="Times New Roman"/>
-          <w:sz w:val="28"/>
-          <w:szCs w:val="28"/>
-        </w:rPr>
-        <w:t xml:space="preserve">Код приложения находится на </w:t>
-      </w:r>
-      <w:proofErr w:type="spellStart"/>
-      <w:r>
-        <w:rPr>
-          <w:rFonts w:ascii="Times New Roman" w:hAnsi="Times New Roman" w:cs="Times New Roman"/>
-          <w:sz w:val="28"/>
-          <w:szCs w:val="28"/>
-        </w:rPr>
-        <w:t>гитхабе</w:t>
-      </w:r>
-      <w:proofErr w:type="spellEnd"/>
-      <w:r>
-        <w:rPr>
-          <w:rFonts w:ascii="Times New Roman" w:hAnsi="Times New Roman" w:cs="Times New Roman"/>
-          <w:sz w:val="28"/>
-          <w:szCs w:val="28"/>
-        </w:rPr>
-        <w:t xml:space="preserve">: </w:t>
+      <w:r>
+        <w:rPr>
+          <w:rFonts w:ascii="Times New Roman" w:hAnsi="Times New Roman" w:cs="Times New Roman"/>
+          <w:sz w:val="28"/>
+          <w:szCs w:val="28"/>
+        </w:rPr>
+        <w:t>/main/first_lab</w:t>
       </w:r>
     </w:p>
     <w:sectPr>
@@ -8463,7 +8477,7 @@
 </file>
 
 <file path=customXml/itemProps1.xml><?xml version="1.0" encoding="utf-8"?>
-<ds:datastoreItem xmlns:ds="http://schemas.openxmlformats.org/officeDocument/2006/customXml" ds:itemID="{A1CBF0FB-BE76-4588-8B90-BBFE875D14B6}">
+<ds:datastoreItem xmlns:ds="http://schemas.openxmlformats.org/officeDocument/2006/customXml" ds:itemID="{E8A93174-36C4-40DB-9378-7C44696DE9D6}">
   <ds:schemaRefs>
     <ds:schemaRef ds:uri="http://schemas.openxmlformats.org/officeDocument/2006/bibliography"/>
   </ds:schemaRefs>
